--- a/fra/docx/013.content.docx
+++ b/fra/docx/013.content.docx
@@ -128,19 +128,6 @@
           <w:lang w:val="fr_FR" w:bidi="fr_FR"/>
         </w:rPr>
         <w:t>J</w:t>
-      </w:r>
-      <w:r>
-        <w:rPr>
-          <w:lang w:val="fr_FR" w:bidi="fr_FR"/>
-        </w:rPr>
-      </w:r>
-    </w:p>
-    <w:p>
-      <w:pPr/>
-      <w:r>
-        <w:rPr>
-          <w:lang w:val="fr_FR" w:bidi="fr_FR"/>
-        </w:rPr>
       </w:r>
       <w:r>
         <w:rPr>

--- a/fra/docx/013.content.docx
+++ b/fra/docx/013.content.docx
@@ -19,7 +19,7 @@
         <w:rPr>
           <w:lang w:val="fr_FR" w:bidi="fr_FR"/>
         </w:rPr>
-        <w:t>Resource: Termes clés (unfoldingWord)</w:t>
+        <w:t>Resource: unfoldingWord® Translation Words</w:t>
       </w:r>
       <w:r>
         <w:rPr>
@@ -90,7 +90,7 @@
         <w:rPr>
           <w:lang w:val="fr_FR" w:bidi="fr_FR"/>
         </w:rPr>
-        <w:t>Termes clés (unfoldingWord)</w:t>
+        <w:t>unfoldingWord® Translation Words</w:t>
       </w:r>
     </w:p>
     <w:p>
